--- a/Git.docx
+++ b/Git.docx
@@ -3467,33 +3467,12 @@
         <w:t xml:space="preserve"> repository</w:t>
       </w:r>
     </w:p>
-    <w:p>
-      <w:pPr>
-        <w:rPr>
-          <w:rFonts w:hint="eastAsia"/>
-        </w:rPr>
-      </w:pPr>
-    </w:p>
-    <w:p>
-      <w:pPr>
-        <w:rPr>
-          <w:rFonts w:hint="eastAsia"/>
-        </w:rPr>
-      </w:pPr>
-    </w:p>
-    <w:p>
-      <w:pPr>
-        <w:rPr>
-          <w:rFonts w:hint="eastAsia"/>
-        </w:rPr>
-      </w:pPr>
-    </w:p>
+    <w:p/>
+    <w:p/>
+    <w:p/>
     <w:p>
       <w:pPr>
         <w:pStyle w:val="2"/>
-        <w:rPr>
-          <w:rFonts w:hint="eastAsia"/>
-        </w:rPr>
       </w:pPr>
       <w:r>
         <w:rPr>
@@ -3527,9 +3506,6 @@
     <w:p>
       <w:pPr>
         <w:ind w:firstLine="420"/>
-        <w:rPr>
-          <w:rFonts w:hint="eastAsia"/>
-        </w:rPr>
       </w:pPr>
       <w:proofErr w:type="spellStart"/>
       <w:proofErr w:type="gramStart"/>
@@ -3554,19 +3530,10 @@
         <w:t> this command lists each commit with its SHA-1 checksum, the author’s name and e-mail, the date written, and the commit message.</w:t>
       </w:r>
     </w:p>
-    <w:p>
-      <w:pPr>
-        <w:rPr>
-          <w:rFonts w:hint="eastAsia"/>
-        </w:rPr>
-      </w:pPr>
-    </w:p>
+    <w:p/>
     <w:p>
       <w:pPr>
         <w:ind w:firstLine="420"/>
-        <w:rPr>
-          <w:rFonts w:hint="eastAsia"/>
-        </w:rPr>
       </w:pPr>
       <w:proofErr w:type="spellStart"/>
       <w:proofErr w:type="gramStart"/>
@@ -3631,13 +3598,7 @@
         <w:t>.</w:t>
       </w:r>
     </w:p>
-    <w:p>
-      <w:pPr>
-        <w:rPr>
-          <w:rFonts w:hint="eastAsia"/>
-        </w:rPr>
-      </w:pPr>
-    </w:p>
+    <w:p/>
     <w:p>
       <w:pPr>
         <w:ind w:firstLine="420"/>
@@ -3802,11 +3763,6 @@
       </w:r>
     </w:p>
     <w:p>
-      <w:pPr>
-        <w:rPr>
-          <w:rFonts w:hint="eastAsia"/>
-        </w:rPr>
-      </w:pPr>
       <w:r>
         <w:t xml:space="preserve">a11bef0 - Scott Chacon, 11 months </w:t>
       </w:r>
@@ -4023,13 +3979,7 @@
       </w:r>
       <w:proofErr w:type="gramEnd"/>
     </w:p>
-    <w:p>
-      <w:pPr>
-        <w:rPr>
-          <w:rFonts w:hint="eastAsia"/>
-        </w:rPr>
-      </w:pPr>
-    </w:p>
+    <w:p/>
     <w:p>
       <w:pPr>
         <w:pStyle w:val="3"/>
@@ -4057,19 +4007,8 @@
         </w:r>
       </w:hyperlink>
     </w:p>
-    <w:p>
-      <w:pPr>
-        <w:rPr>
-          <w:rFonts w:hint="eastAsia"/>
-        </w:rPr>
-      </w:pPr>
-    </w:p>
-    <w:p>
-      <w:pPr>
-        <w:rPr>
-          <w:rFonts w:hint="eastAsia"/>
-        </w:rPr>
-      </w:pPr>
+    <w:p/>
+    <w:p>
       <w:r>
         <w:rPr>
           <w:rFonts w:hint="eastAsia"/>
@@ -4124,19 +4063,8 @@
         <w:t xml:space="preserve"> by default pipes all output through a pager so you see only one page of log output at a time.</w:t>
       </w:r>
     </w:p>
-    <w:p>
-      <w:pPr>
-        <w:rPr>
-          <w:rFonts w:hint="eastAsia"/>
-        </w:rPr>
-      </w:pPr>
-    </w:p>
-    <w:p>
-      <w:pPr>
-        <w:rPr>
-          <w:rFonts w:hint="eastAsia"/>
-        </w:rPr>
-      </w:pPr>
+    <w:p/>
+    <w:p>
       <w:r>
         <w:rPr>
           <w:rFonts w:hint="eastAsia"/>
@@ -4207,11 +4135,6 @@
       </w:r>
     </w:p>
     <w:p>
-      <w:pPr>
-        <w:rPr>
-          <w:rFonts w:hint="eastAsia"/>
-        </w:rPr>
-      </w:pPr>
       <w:r>
         <w:rPr>
           <w:rFonts w:hint="eastAsia"/>
@@ -4318,11 +4241,6 @@
       </w:r>
     </w:p>
     <w:p>
-      <w:pPr>
-        <w:rPr>
-          <w:rFonts w:hint="eastAsia"/>
-        </w:rPr>
-      </w:pPr>
       <w:r>
         <w:rPr>
           <w:rFonts w:hint="eastAsia"/>
@@ -4386,11 +4304,6 @@
       </w:r>
     </w:p>
     <w:p>
-      <w:pPr>
-        <w:rPr>
-          <w:rFonts w:hint="eastAsia"/>
-        </w:rPr>
-      </w:pPr>
       <w:r>
         <w:rPr>
           <w:rFonts w:hint="eastAsia"/>
@@ -4441,19 +4354,10 @@
         <w:t>: find commit log until 1 hour ago.</w:t>
       </w:r>
     </w:p>
-    <w:p>
-      <w:pPr>
-        <w:rPr>
-          <w:rFonts w:hint="eastAsia"/>
-        </w:rPr>
-      </w:pPr>
-    </w:p>
+    <w:p/>
     <w:p>
       <w:pPr>
         <w:pStyle w:val="2"/>
-        <w:rPr>
-          <w:rFonts w:hint="eastAsia"/>
-        </w:rPr>
       </w:pPr>
       <w:r>
         <w:rPr>
@@ -4488,9 +4392,6 @@
     <w:p>
       <w:pPr>
         <w:ind w:leftChars="200" w:left="420"/>
-        <w:rPr>
-          <w:rFonts w:hint="eastAsia"/>
-        </w:rPr>
       </w:pPr>
       <w:r>
         <w:rPr>
@@ -4523,9 +4424,6 @@
       <w:pPr>
         <w:pStyle w:val="3"/>
         <w:ind w:leftChars="200" w:left="420"/>
-        <w:rPr>
-          <w:rFonts w:hint="eastAsia"/>
-        </w:rPr>
       </w:pPr>
       <w:r>
         <w:rPr>
@@ -4570,9 +4468,6 @@
     <w:p>
       <w:pPr>
         <w:ind w:leftChars="200" w:left="420"/>
-        <w:rPr>
-          <w:rFonts w:hint="eastAsia"/>
-        </w:rPr>
       </w:pPr>
       <w:r>
         <w:rPr>
@@ -4699,9 +4594,6 @@
     <w:p>
       <w:pPr>
         <w:ind w:leftChars="200" w:left="420"/>
-        <w:rPr>
-          <w:rFonts w:hint="eastAsia"/>
-        </w:rPr>
       </w:pPr>
       <w:r>
         <w:rPr>
@@ -4755,9 +4647,6 @@
     <w:p>
       <w:pPr>
         <w:ind w:leftChars="200" w:left="420"/>
-        <w:rPr>
-          <w:rFonts w:hint="eastAsia"/>
-        </w:rPr>
       </w:pPr>
       <w:r>
         <w:rPr>
@@ -4805,9 +4694,6 @@
     <w:p>
       <w:pPr>
         <w:ind w:leftChars="200" w:left="420"/>
-        <w:rPr>
-          <w:rFonts w:hint="eastAsia"/>
-        </w:rPr>
       </w:pPr>
       <w:r>
         <w:rPr>
@@ -4842,9 +4728,6 @@
     <w:p>
       <w:pPr>
         <w:ind w:leftChars="200" w:left="420"/>
-        <w:rPr>
-          <w:rFonts w:hint="eastAsia"/>
-        </w:rPr>
       </w:pPr>
       <w:r>
         <w:rPr>
@@ -4901,9 +4784,6 @@
     <w:p>
       <w:pPr>
         <w:ind w:leftChars="200" w:left="420" w:firstLine="420"/>
-        <w:rPr>
-          <w:rFonts w:hint="eastAsia"/>
-        </w:rPr>
       </w:pPr>
       <w:r>
         <w:rPr>
@@ -4915,18 +4795,12 @@
     <w:p>
       <w:pPr>
         <w:ind w:leftChars="200" w:left="420" w:firstLine="420"/>
-        <w:rPr>
-          <w:rFonts w:hint="eastAsia"/>
-        </w:rPr>
       </w:pPr>
     </w:p>
     <w:p>
       <w:pPr>
         <w:pStyle w:val="3"/>
         <w:ind w:leftChars="200" w:left="420"/>
-        <w:rPr>
-          <w:rFonts w:hint="eastAsia"/>
-        </w:rPr>
       </w:pPr>
       <w:proofErr w:type="spellStart"/>
       <w:r>
@@ -4944,11 +4818,6 @@
       </w:r>
     </w:p>
     <w:p>
-      <w:pPr>
-        <w:rPr>
-          <w:rFonts w:hint="eastAsia"/>
-        </w:rPr>
-      </w:pPr>
       <w:r>
         <w:rPr>
           <w:rFonts w:hint="eastAsia"/>
@@ -5044,11 +4913,6 @@
       </w:r>
     </w:p>
     <w:p>
-      <w:pPr>
-        <w:rPr>
-          <w:rFonts w:hint="eastAsia"/>
-        </w:rPr>
-      </w:pPr>
       <w:r>
         <w:rPr>
           <w:rFonts w:hint="eastAsia"/>
@@ -5079,11 +4943,6 @@
       </w:r>
     </w:p>
     <w:p>
-      <w:pPr>
-        <w:rPr>
-          <w:rFonts w:hint="eastAsia"/>
-        </w:rPr>
-      </w:pPr>
       <w:r>
         <w:rPr>
           <w:rFonts w:hint="eastAsia"/>
@@ -5109,11 +4968,6 @@
       </w:r>
     </w:p>
     <w:p>
-      <w:pPr>
-        <w:rPr>
-          <w:rFonts w:hint="eastAsia"/>
-        </w:rPr>
-      </w:pPr>
       <w:r>
         <w:rPr>
           <w:rFonts w:hint="eastAsia"/>
@@ -5148,11 +5002,6 @@
       </w:r>
     </w:p>
     <w:p>
-      <w:pPr>
-        <w:rPr>
-          <w:rFonts w:hint="eastAsia"/>
-        </w:rPr>
-      </w:pPr>
       <w:r>
         <w:rPr>
           <w:rFonts w:hint="eastAsia"/>
@@ -5173,11 +5022,6 @@
       </w:r>
     </w:p>
     <w:p>
-      <w:pPr>
-        <w:rPr>
-          <w:rFonts w:hint="eastAsia"/>
-        </w:rPr>
-      </w:pPr>
       <w:r>
         <w:rPr>
           <w:rFonts w:hint="eastAsia"/>
@@ -5238,11 +5082,6 @@
       </w:r>
     </w:p>
     <w:p>
-      <w:pPr>
-        <w:rPr>
-          <w:rFonts w:hint="eastAsia"/>
-        </w:rPr>
-      </w:pPr>
       <w:r>
         <w:rPr>
           <w:rFonts w:hint="eastAsia"/>
@@ -5257,11 +5096,6 @@
       </w:r>
     </w:p>
     <w:p>
-      <w:pPr>
-        <w:rPr>
-          <w:rFonts w:hint="eastAsia"/>
-        </w:rPr>
-      </w:pPr>
       <w:r>
         <w:rPr>
           <w:rFonts w:hint="eastAsia"/>
@@ -5305,11 +5139,6 @@
       </w:r>
     </w:p>
     <w:p>
-      <w:pPr>
-        <w:rPr>
-          <w:rFonts w:hint="eastAsia"/>
-        </w:rPr>
-      </w:pPr>
       <w:r>
         <w:rPr>
           <w:rFonts w:hint="eastAsia"/>
@@ -5348,19 +5177,8 @@
       <w:proofErr w:type="spellEnd"/>
       <w:proofErr w:type="gramEnd"/>
     </w:p>
-    <w:p>
-      <w:pPr>
-        <w:rPr>
-          <w:rFonts w:hint="eastAsia"/>
-        </w:rPr>
-      </w:pPr>
-    </w:p>
-    <w:p>
-      <w:pPr>
-        <w:rPr>
-          <w:rFonts w:hint="eastAsia"/>
-        </w:rPr>
-      </w:pPr>
+    <w:p/>
+    <w:p>
       <w:r>
         <w:rPr>
           <w:rFonts w:hint="eastAsia"/>
@@ -5402,11 +5220,6 @@
       </w:r>
     </w:p>
     <w:p>
-      <w:pPr>
-        <w:rPr>
-          <w:rFonts w:hint="eastAsia"/>
-        </w:rPr>
-      </w:pPr>
       <w:r>
         <w:rPr>
           <w:rFonts w:hint="eastAsia"/>
@@ -5449,11 +5262,6 @@
       <w:proofErr w:type="spellEnd"/>
     </w:p>
     <w:p>
-      <w:pPr>
-        <w:rPr>
-          <w:rFonts w:hint="eastAsia"/>
-        </w:rPr>
-      </w:pPr>
       <w:r>
         <w:rPr>
           <w:rFonts w:hint="eastAsia"/>
@@ -5485,11 +5293,6 @@
       <w:proofErr w:type="spellEnd"/>
     </w:p>
     <w:p>
-      <w:pPr>
-        <w:rPr>
-          <w:rFonts w:hint="eastAsia"/>
-        </w:rPr>
-      </w:pPr>
       <w:r>
         <w:rPr>
           <w:rFonts w:hint="eastAsia"/>
@@ -5515,11 +5318,6 @@
       </w:r>
     </w:p>
     <w:p>
-      <w:pPr>
-        <w:rPr>
-          <w:rFonts w:hint="eastAsia"/>
-        </w:rPr>
-      </w:pPr>
       <w:r>
         <w:rPr>
           <w:rFonts w:hint="eastAsia"/>
@@ -5543,11 +5341,6 @@
       </w:r>
     </w:p>
     <w:p>
-      <w:pPr>
-        <w:rPr>
-          <w:rFonts w:hint="eastAsia"/>
-        </w:rPr>
-      </w:pPr>
       <w:r>
         <w:rPr>
           <w:rFonts w:hint="eastAsia"/>
@@ -5557,11 +5350,6 @@
       </w:r>
     </w:p>
     <w:p>
-      <w:pPr>
-        <w:rPr>
-          <w:rFonts w:hint="eastAsia"/>
-        </w:rPr>
-      </w:pPr>
       <w:r>
         <w:rPr>
           <w:rFonts w:hint="eastAsia"/>
@@ -5624,11 +5412,6 @@
       </w:r>
     </w:p>
     <w:p>
-      <w:pPr>
-        <w:rPr>
-          <w:rFonts w:hint="eastAsia"/>
-        </w:rPr>
-      </w:pPr>
       <w:r>
         <w:rPr>
           <w:rFonts w:hint="eastAsia"/>
@@ -5644,11 +5427,6 @@
       </w:r>
     </w:p>
     <w:p>
-      <w:pPr>
-        <w:rPr>
-          <w:rFonts w:hint="eastAsia"/>
-        </w:rPr>
-      </w:pPr>
       <w:r>
         <w:rPr>
           <w:rFonts w:hint="eastAsia"/>
@@ -5679,11 +5457,6 @@
       </w:r>
     </w:p>
     <w:p>
-      <w:pPr>
-        <w:rPr>
-          <w:rFonts w:hint="eastAsia"/>
-        </w:rPr>
-      </w:pPr>
       <w:r>
         <w:rPr>
           <w:rFonts w:hint="eastAsia"/>
@@ -5693,11 +5466,6 @@
       </w:r>
     </w:p>
     <w:p>
-      <w:pPr>
-        <w:rPr>
-          <w:rFonts w:hint="eastAsia"/>
-        </w:rPr>
-      </w:pPr>
       <w:r>
         <w:rPr>
           <w:rFonts w:hint="eastAsia"/>
@@ -5707,11 +5475,6 @@
       </w:r>
     </w:p>
     <w:p>
-      <w:pPr>
-        <w:rPr>
-          <w:rFonts w:hint="eastAsia"/>
-        </w:rPr>
-      </w:pPr>
       <w:r>
         <w:rPr>
           <w:rFonts w:hint="eastAsia"/>
@@ -5754,11 +5517,6 @@
       </w:r>
     </w:p>
     <w:p>
-      <w:pPr>
-        <w:rPr>
-          <w:rFonts w:hint="eastAsia"/>
-        </w:rPr>
-      </w:pPr>
       <w:r>
         <w:rPr>
           <w:rFonts w:hint="eastAsia"/>
@@ -5801,11 +5559,6 @@
       </w:r>
     </w:p>
     <w:p>
-      <w:pPr>
-        <w:rPr>
-          <w:rFonts w:hint="eastAsia"/>
-        </w:rPr>
-      </w:pPr>
       <w:r>
         <w:rPr>
           <w:rFonts w:hint="eastAsia"/>
@@ -5815,11 +5568,6 @@
       </w:r>
     </w:p>
     <w:p>
-      <w:pPr>
-        <w:rPr>
-          <w:rFonts w:hint="eastAsia"/>
-        </w:rPr>
-      </w:pPr>
       <w:r>
         <w:rPr>
           <w:rFonts w:hint="eastAsia"/>
@@ -5858,11 +5606,6 @@
       <w:proofErr w:type="spellEnd"/>
     </w:p>
     <w:p>
-      <w:pPr>
-        <w:rPr>
-          <w:rFonts w:hint="eastAsia"/>
-        </w:rPr>
-      </w:pPr>
       <w:r>
         <w:rPr>
           <w:rFonts w:hint="eastAsia"/>
@@ -5874,9 +5617,6 @@
     <w:p>
       <w:pPr>
         <w:ind w:firstLine="420"/>
-        <w:rPr>
-          <w:rFonts w:hint="eastAsia"/>
-        </w:rPr>
       </w:pPr>
     </w:p>
     <w:p>
@@ -5886,9 +5626,6 @@
           <w:ilvl w:val="0"/>
           <w:numId w:val="2"/>
         </w:numPr>
-        <w:rPr>
-          <w:rFonts w:hint="eastAsia"/>
-        </w:rPr>
       </w:pPr>
       <w:proofErr w:type="spellStart"/>
       <w:r>
@@ -5903,131 +5640,6 @@
           <w:rFonts w:hint="eastAsia"/>
         </w:rPr>
         <w:t xml:space="preserve"> a Modified File</w:t>
-      </w:r>
-    </w:p>
-    <w:p>
-      <w:pPr>
-        <w:ind w:firstLine="420"/>
-        <w:rPr>
-          <w:rFonts w:hint="eastAsia"/>
-        </w:rPr>
-      </w:pPr>
-      <w:r>
-        <w:rPr>
-          <w:rFonts w:hint="eastAsia"/>
-        </w:rPr>
-        <w:t>当你意识到不再需要保持你在</w:t>
-      </w:r>
-      <w:proofErr w:type="spellStart"/>
-      <w:r>
-        <w:rPr>
-          <w:rFonts w:hint="eastAsia"/>
-        </w:rPr>
-        <w:t>benchmarks.rb</w:t>
-      </w:r>
-      <w:proofErr w:type="spellEnd"/>
-      <w:r>
-        <w:rPr>
-          <w:rFonts w:hint="eastAsia"/>
-        </w:rPr>
-        <w:t>中的修改的时候，</w:t>
-      </w:r>
-      <w:r>
-        <w:rPr>
-          <w:rFonts w:hint="eastAsia"/>
-        </w:rPr>
-        <w:t xml:space="preserve">How can you easily </w:t>
-      </w:r>
-      <w:proofErr w:type="spellStart"/>
-      <w:r>
-        <w:rPr>
-          <w:rFonts w:hint="eastAsia"/>
-        </w:rPr>
-        <w:t>unmodify</w:t>
-      </w:r>
-      <w:proofErr w:type="spellEnd"/>
-      <w:r>
-        <w:rPr>
-          <w:rFonts w:hint="eastAsia"/>
-        </w:rPr>
-        <w:t xml:space="preserve"> it? </w:t>
-      </w:r>
-      <w:proofErr w:type="spellStart"/>
-      <w:r>
-        <w:t>R</w:t>
-      </w:r>
-      <w:r>
-        <w:rPr>
-          <w:rFonts w:hint="eastAsia"/>
-        </w:rPr>
-        <w:t>ever</w:t>
-      </w:r>
-      <w:proofErr w:type="spellEnd"/>
-      <w:r>
-        <w:rPr>
-          <w:rFonts w:hint="eastAsia"/>
-        </w:rPr>
-        <w:t xml:space="preserve"> it back to what it looked like when you last </w:t>
-      </w:r>
-      <w:proofErr w:type="gramStart"/>
-      <w:r>
-        <w:rPr>
-          <w:rFonts w:hint="eastAsia"/>
-        </w:rPr>
-        <w:t>committed(</w:t>
-      </w:r>
-      <w:proofErr w:type="gramEnd"/>
-      <w:r>
-        <w:rPr>
-          <w:rFonts w:hint="eastAsia"/>
-        </w:rPr>
-        <w:t xml:space="preserve">or initially cloned, or </w:t>
-      </w:r>
-      <w:proofErr w:type="spellStart"/>
-      <w:r>
-        <w:rPr>
-          <w:rFonts w:hint="eastAsia"/>
-        </w:rPr>
-        <w:t>hhowever</w:t>
-      </w:r>
-      <w:proofErr w:type="spellEnd"/>
-      <w:r>
-        <w:rPr>
-          <w:rFonts w:hint="eastAsia"/>
-        </w:rPr>
-        <w:t xml:space="preserve"> you got it into your working directory)?</w:t>
-      </w:r>
-      <w:r>
-        <w:rPr>
-          <w:rFonts w:hint="eastAsia"/>
-        </w:rPr>
-        <w:t>幸运的是，</w:t>
-      </w:r>
-      <w:proofErr w:type="spellStart"/>
-      <w:r>
-        <w:rPr>
-          <w:rFonts w:hint="eastAsia"/>
-        </w:rPr>
-        <w:t>git</w:t>
-      </w:r>
-      <w:proofErr w:type="spellEnd"/>
-      <w:r>
-        <w:rPr>
-          <w:rFonts w:hint="eastAsia"/>
-        </w:rPr>
-        <w:t xml:space="preserve"> status </w:t>
-      </w:r>
-      <w:r>
-        <w:rPr>
-          <w:rFonts w:hint="eastAsia"/>
-        </w:rPr>
-        <w:t>告诉你改怎么做了</w:t>
-      </w:r>
-      <w:r>
-        <w:rPr>
-          <w:rFonts w:hint="eastAsia"/>
-        </w:rPr>
-        <w:t>.</w:t>
       </w:r>
     </w:p>
     <w:p>
@@ -6035,7 +5647,121 @@
         <w:ind w:firstLine="420"/>
       </w:pPr>
       <w:r>
-        <w:t># Changes not staged for commit:</w:t>
+        <w:rPr>
+          <w:rFonts w:hint="eastAsia"/>
+        </w:rPr>
+        <w:t>当你意识到不再需要保持你在</w:t>
+      </w:r>
+      <w:proofErr w:type="spellStart"/>
+      <w:r>
+        <w:rPr>
+          <w:rFonts w:hint="eastAsia"/>
+        </w:rPr>
+        <w:t>benchmarks.rb</w:t>
+      </w:r>
+      <w:proofErr w:type="spellEnd"/>
+      <w:r>
+        <w:rPr>
+          <w:rFonts w:hint="eastAsia"/>
+        </w:rPr>
+        <w:t>中的修改的时候，</w:t>
+      </w:r>
+      <w:r>
+        <w:rPr>
+          <w:rFonts w:hint="eastAsia"/>
+        </w:rPr>
+        <w:t xml:space="preserve">How can you easily </w:t>
+      </w:r>
+      <w:proofErr w:type="spellStart"/>
+      <w:r>
+        <w:rPr>
+          <w:rFonts w:hint="eastAsia"/>
+        </w:rPr>
+        <w:t>unmodify</w:t>
+      </w:r>
+      <w:proofErr w:type="spellEnd"/>
+      <w:r>
+        <w:rPr>
+          <w:rFonts w:hint="eastAsia"/>
+        </w:rPr>
+        <w:t xml:space="preserve"> it? </w:t>
+      </w:r>
+      <w:proofErr w:type="spellStart"/>
+      <w:r>
+        <w:t>R</w:t>
+      </w:r>
+      <w:r>
+        <w:rPr>
+          <w:rFonts w:hint="eastAsia"/>
+        </w:rPr>
+        <w:t>ever</w:t>
+      </w:r>
+      <w:proofErr w:type="spellEnd"/>
+      <w:r>
+        <w:rPr>
+          <w:rFonts w:hint="eastAsia"/>
+        </w:rPr>
+        <w:t xml:space="preserve"> it back to what it looked like when you last </w:t>
+      </w:r>
+      <w:proofErr w:type="gramStart"/>
+      <w:r>
+        <w:rPr>
+          <w:rFonts w:hint="eastAsia"/>
+        </w:rPr>
+        <w:t>committed(</w:t>
+      </w:r>
+      <w:proofErr w:type="gramEnd"/>
+      <w:r>
+        <w:rPr>
+          <w:rFonts w:hint="eastAsia"/>
+        </w:rPr>
+        <w:t xml:space="preserve">or initially cloned, or </w:t>
+      </w:r>
+      <w:proofErr w:type="spellStart"/>
+      <w:r>
+        <w:rPr>
+          <w:rFonts w:hint="eastAsia"/>
+        </w:rPr>
+        <w:t>hhowever</w:t>
+      </w:r>
+      <w:proofErr w:type="spellEnd"/>
+      <w:r>
+        <w:rPr>
+          <w:rFonts w:hint="eastAsia"/>
+        </w:rPr>
+        <w:t xml:space="preserve"> you got it into your working directory)?</w:t>
+      </w:r>
+      <w:r>
+        <w:rPr>
+          <w:rFonts w:hint="eastAsia"/>
+        </w:rPr>
+        <w:t>幸运的是，</w:t>
+      </w:r>
+      <w:proofErr w:type="spellStart"/>
+      <w:r>
+        <w:rPr>
+          <w:rFonts w:hint="eastAsia"/>
+        </w:rPr>
+        <w:t>git</w:t>
+      </w:r>
+      <w:proofErr w:type="spellEnd"/>
+      <w:r>
+        <w:rPr>
+          <w:rFonts w:hint="eastAsia"/>
+        </w:rPr>
+        <w:t xml:space="preserve"> status </w:t>
+      </w:r>
+      <w:r>
+        <w:rPr>
+          <w:rFonts w:hint="eastAsia"/>
+        </w:rPr>
+        <w:t>告诉你改怎么做了</w:t>
+      </w:r>
+      <w:r>
+        <w:rPr>
+          <w:rFonts w:hint="eastAsia"/>
+        </w:rPr>
+        <w:t>.</w:t>
       </w:r>
     </w:p>
     <w:p>
@@ -6043,15 +5769,7 @@
         <w:ind w:firstLine="420"/>
       </w:pPr>
       <w:r>
-        <w:t>#   (use "</w:t>
-      </w:r>
-      <w:proofErr w:type="spellStart"/>
-      <w:r>
-        <w:t>git</w:t>
-      </w:r>
-      <w:proofErr w:type="spellEnd"/>
-      <w:r>
-        <w:t xml:space="preserve"> add &lt;file&gt;..." to update what will be committed)</w:t>
+        <w:t># Changes not staged for commit:</w:t>
       </w:r>
     </w:p>
     <w:p>
@@ -6067,7 +5785,7 @@
       </w:r>
       <w:proofErr w:type="spellEnd"/>
       <w:r>
-        <w:t xml:space="preserve"> checkout -- &lt;file&gt;..." to discard changes in working directory)</w:t>
+        <w:t xml:space="preserve"> add &lt;file&gt;..." to update what will be committed)</w:t>
       </w:r>
     </w:p>
     <w:p>
@@ -6075,7 +5793,15 @@
         <w:ind w:firstLine="420"/>
       </w:pPr>
       <w:r>
-        <w:t>#</w:t>
+        <w:t>#   (use "</w:t>
+      </w:r>
+      <w:proofErr w:type="spellStart"/>
+      <w:r>
+        <w:t>git</w:t>
+      </w:r>
+      <w:proofErr w:type="spellEnd"/>
+      <w:r>
+        <w:t xml:space="preserve"> checkout -- &lt;file&gt;..." to discard changes in working directory)</w:t>
       </w:r>
     </w:p>
     <w:p>
@@ -6083,39 +5809,38 @@
         <w:ind w:firstLine="420"/>
       </w:pPr>
       <w:r>
-        <w:t xml:space="preserve">#       modified:   </w:t>
-      </w:r>
-      <w:proofErr w:type="spellStart"/>
-      <w:r>
-        <w:t>benchmarks.rb</w:t>
-      </w:r>
-      <w:proofErr w:type="spellEnd"/>
+        <w:t>#</w:t>
+      </w:r>
     </w:p>
     <w:p>
       <w:pPr>
         <w:ind w:firstLine="420"/>
-        <w:rPr>
-          <w:rFonts w:hint="eastAsia"/>
-        </w:rPr>
       </w:pPr>
       <w:r>
-        <w:t>#</w:t>
-      </w:r>
+        <w:t xml:space="preserve">#       modified:   </w:t>
+      </w:r>
+      <w:proofErr w:type="spellStart"/>
+      <w:r>
+        <w:t>benchmarks.rb</w:t>
+      </w:r>
+      <w:proofErr w:type="spellEnd"/>
     </w:p>
     <w:p>
       <w:pPr>
         <w:ind w:firstLine="420"/>
-        <w:rPr>
-          <w:rFonts w:hint="eastAsia"/>
-        </w:rPr>
       </w:pPr>
+      <w:r>
+        <w:t>#</w:t>
+      </w:r>
     </w:p>
     <w:p>
       <w:pPr>
         <w:ind w:firstLine="420"/>
-        <w:rPr>
-          <w:rFonts w:hint="eastAsia"/>
-        </w:rPr>
+      </w:pPr>
+    </w:p>
+    <w:p>
+      <w:pPr>
+        <w:ind w:firstLine="420"/>
       </w:pPr>
       <w:r>
         <w:rPr>
@@ -6233,21 +5958,12 @@
     <w:p>
       <w:pPr>
         <w:ind w:leftChars="200" w:left="420"/>
-        <w:rPr>
-          <w:rFonts w:hint="eastAsia"/>
-        </w:rPr>
       </w:pPr>
       <w:r>
         <w:t>#</w:t>
       </w:r>
     </w:p>
-    <w:p>
-      <w:pPr>
-        <w:rPr>
-          <w:rFonts w:hint="eastAsia"/>
-        </w:rPr>
-      </w:pPr>
-    </w:p>
+    <w:p/>
     <w:p>
       <w:pPr>
         <w:ind w:firstLine="420"/>
@@ -6272,13 +5988,7 @@
         <w:t xml:space="preserve"> can almost always be recovered. Even commits that were on branches that were deleted or commits that were overwritten with an --amend commit can be recovered (see Chapter 9 for data recovery). However, anything you lose that was never committed is likely never to be seen again.</w:t>
       </w:r>
     </w:p>
-    <w:p>
-      <w:pPr>
-        <w:rPr>
-          <w:rFonts w:hint="eastAsia"/>
-        </w:rPr>
-      </w:pPr>
-    </w:p>
+    <w:p/>
     <w:p>
       <w:pPr>
         <w:pStyle w:val="2"/>
@@ -6296,8 +6006,241 @@
       </w:r>
     </w:p>
     <w:p>
+      <w:pPr>
+        <w:pStyle w:val="3"/>
+        <w:rPr>
+          <w:rFonts w:hint="eastAsia"/>
+        </w:rPr>
+      </w:pPr>
+      <w:r>
+        <w:rPr>
+          <w:rFonts w:hint="eastAsia"/>
+        </w:rPr>
+        <w:t>1.</w:t>
+      </w:r>
+      <w:r>
+        <w:rPr>
+          <w:rFonts w:hint="eastAsia"/>
+        </w:rPr>
+        <w:tab/>
+      </w:r>
+      <w:hyperlink r:id="rId11" w:anchor="Showing-Your-Remotes" w:history="1">
+        <w:r>
+          <w:rPr>
+            <w:rStyle w:val="a5"/>
+            <w:color w:val="auto"/>
+            <w:u w:val="none"/>
+          </w:rPr>
+          <w:t>Showing Your Remotes</w:t>
+        </w:r>
+      </w:hyperlink>
+    </w:p>
+    <w:p>
+      <w:pPr>
+        <w:rPr>
+          <w:color w:val="FF0000"/>
+        </w:rPr>
+      </w:pPr>
+      <w:r>
+        <w:rPr>
+          <w:rFonts w:hint="eastAsia"/>
+          <w:color w:val="FF0000"/>
+        </w:rPr>
+        <w:tab/>
+        <w:t>$</w:t>
+      </w:r>
+      <w:proofErr w:type="spellStart"/>
+      <w:r>
+        <w:rPr>
+          <w:rFonts w:hint="eastAsia"/>
+          <w:color w:val="FF0000"/>
+        </w:rPr>
+        <w:t>git</w:t>
+      </w:r>
+      <w:proofErr w:type="spellEnd"/>
+      <w:r>
+        <w:rPr>
+          <w:rFonts w:hint="eastAsia"/>
+          <w:color w:val="FF0000"/>
+        </w:rPr>
+        <w:t xml:space="preserve"> remote [-v]</w:t>
+      </w:r>
+    </w:p>
+    <w:p>
+      <w:pPr>
+        <w:rPr>
+          <w:rFonts w:hint="eastAsia"/>
+        </w:rPr>
+      </w:pPr>
+    </w:p>
+    <w:p>
+      <w:pPr>
+        <w:pStyle w:val="3"/>
+        <w:rPr>
+          <w:rFonts w:hint="eastAsia"/>
+        </w:rPr>
+      </w:pPr>
+      <w:r>
+        <w:rPr>
+          <w:rFonts w:hint="eastAsia"/>
+        </w:rPr>
+        <w:t>Adding Remote Repositories</w:t>
+      </w:r>
+    </w:p>
+    <w:p>
+      <w:pPr>
+        <w:rPr>
+          <w:rFonts w:hint="eastAsia"/>
+          <w:color w:val="FF0000"/>
+        </w:rPr>
+      </w:pPr>
+      <w:r>
+        <w:rPr>
+          <w:rFonts w:hint="eastAsia"/>
+          <w:color w:val="FF0000"/>
+        </w:rPr>
+        <w:tab/>
+      </w:r>
+      <w:r>
+        <w:rPr>
+          <w:rFonts w:hint="eastAsia"/>
+          <w:color w:val="FF0000"/>
+        </w:rPr>
+        <w:t>$</w:t>
+      </w:r>
+      <w:proofErr w:type="spellStart"/>
+      <w:r>
+        <w:rPr>
+          <w:rFonts w:hint="eastAsia"/>
+          <w:color w:val="FF0000"/>
+        </w:rPr>
+        <w:t>git</w:t>
+      </w:r>
+      <w:proofErr w:type="spellEnd"/>
+      <w:r>
+        <w:rPr>
+          <w:rFonts w:hint="eastAsia"/>
+          <w:color w:val="FF0000"/>
+        </w:rPr>
+        <w:t xml:space="preserve"> remote add [</w:t>
+      </w:r>
+      <w:proofErr w:type="spellStart"/>
+      <w:r>
+        <w:rPr>
+          <w:rFonts w:hint="eastAsia"/>
+          <w:color w:val="FF0000"/>
+        </w:rPr>
+        <w:t>shortname</w:t>
+      </w:r>
+      <w:proofErr w:type="spellEnd"/>
+      <w:r>
+        <w:rPr>
+          <w:rFonts w:hint="eastAsia"/>
+          <w:color w:val="FF0000"/>
+        </w:rPr>
+        <w:t>] [</w:t>
+      </w:r>
+      <w:proofErr w:type="spellStart"/>
+      <w:proofErr w:type="gramStart"/>
+      <w:r>
+        <w:rPr>
+          <w:rFonts w:hint="eastAsia"/>
+          <w:color w:val="FF0000"/>
+        </w:rPr>
+        <w:t>url</w:t>
+      </w:r>
+      <w:proofErr w:type="spellEnd"/>
+      <w:proofErr w:type="gramEnd"/>
+      <w:r>
+        <w:rPr>
+          <w:rFonts w:hint="eastAsia"/>
+          <w:color w:val="FF0000"/>
+        </w:rPr>
+        <w:t>]</w:t>
+      </w:r>
+    </w:p>
+    <w:p>
+      <w:pPr>
+        <w:ind w:firstLine="420"/>
+        <w:rPr>
+          <w:rFonts w:hint="eastAsia"/>
+          <w:color w:val="FF0000"/>
+        </w:rPr>
+      </w:pPr>
+      <w:r>
+        <w:rPr>
+          <w:color w:val="FF0000"/>
+        </w:rPr>
+        <w:t xml:space="preserve">$ </w:t>
+      </w:r>
+      <w:proofErr w:type="spellStart"/>
+      <w:proofErr w:type="gramStart"/>
+      <w:r>
+        <w:rPr>
+          <w:color w:val="FF0000"/>
+        </w:rPr>
+        <w:t>git</w:t>
+      </w:r>
+      <w:proofErr w:type="spellEnd"/>
+      <w:proofErr w:type="gramEnd"/>
+      <w:r>
+        <w:rPr>
+          <w:color w:val="FF0000"/>
+        </w:rPr>
+        <w:t xml:space="preserve"> fetch </w:t>
+      </w:r>
+      <w:proofErr w:type="spellStart"/>
+      <w:r>
+        <w:rPr>
+          <w:color w:val="FF0000"/>
+        </w:rPr>
+        <w:t>pb</w:t>
+      </w:r>
+      <w:proofErr w:type="spellEnd"/>
+      <w:r>
+        <w:rPr>
+          <w:rFonts w:hint="eastAsia"/>
+          <w:color w:val="FF0000"/>
+        </w:rPr>
+        <w:tab/>
+      </w:r>
       <w:bookmarkStart w:id="0" w:name="_GoBack"/>
       <w:bookmarkEnd w:id="0"/>
+    </w:p>
+    <w:p>
+      <w:pPr>
+        <w:ind w:firstLine="420"/>
+        <w:rPr>
+          <w:rFonts w:hint="eastAsia"/>
+        </w:rPr>
+      </w:pPr>
+      <w:r>
+        <w:t xml:space="preserve">If you clone a repository, the command automatically adds that remote repository under the </w:t>
+      </w:r>
+      <w:proofErr w:type="spellStart"/>
+      <w:r>
+        <w:t>nameorigin</w:t>
+      </w:r>
+      <w:proofErr w:type="spellEnd"/>
+      <w:r>
+        <w:t>. So, </w:t>
+      </w:r>
+      <w:proofErr w:type="spellStart"/>
+      <w:r>
+        <w:t>git</w:t>
+      </w:r>
+      <w:proofErr w:type="spellEnd"/>
+      <w:r>
+        <w:t xml:space="preserve"> fetch origin fetches any new work that has been pushed to that server since you cloned (or last fetched from) it. </w:t>
+      </w:r>
+    </w:p>
+    <w:p>
+      <w:pPr>
+        <w:ind w:firstLine="420"/>
+      </w:pPr>
+      <w:r>
+        <w:t>It’s important to note that the fetch command pulls the data to your local repository — it doesn’t automatically merge it with any of your work or modify what you’re currently working on. You have to merge it manually into your work when you’re ready.</w:t>
+      </w:r>
     </w:p>
     <w:sectPr>
       <w:pgSz w:w="11906" w:h="16838"/>
